--- a/CHECKLISTS/High Speed Craft Safety Certificate/CHECK LIST/HSC-02.docx
+++ b/CHECKLISTS/High Speed Craft Safety Certificate/CHECK LIST/HSC-02.docx
@@ -977,28 +977,32 @@
           <w:p/>
         </w:tc>
         <w:tc>
-          <w:tcPr>
-            <w:tcW w:w="2377" w:type="dxa"/>
-            <w:tcBorders>
-              <w:top w:val="single" w:sz="5" w:space="0" w:color="000000"/>
-              <w:left w:val="single" w:sz="5" w:space="0" w:color="000000"/>
-              <w:bottom w:val="single" w:sz="5" w:space="0" w:color="000000"/>
-              <w:right w:val="single" w:sz="5" w:space="0" w:color="000000"/>
-            </w:tcBorders>
-          </w:tcPr>
-          <w:p/>
-        </w:tc>
-        <w:tc>
-          <w:tcPr>
-            <w:tcW w:w="2376" w:type="dxa"/>
-            <w:tcBorders>
-              <w:top w:val="single" w:sz="5" w:space="0" w:color="000000"/>
-              <w:left w:val="single" w:sz="5" w:space="0" w:color="000000"/>
-              <w:bottom w:val="single" w:sz="5" w:space="0" w:color="000000"/>
-              <w:right w:val="single" w:sz="5" w:space="0" w:color="000000"/>
-            </w:tcBorders>
-          </w:tcPr>
-          <w:p/>
+          <w:sdt>
+            <w:sdtPr>
+              <w:tag w:val="call_sign"/>
+            </w:sdtPr>
+            <w:sdtContent>
+              <w:p>
+                <w:r>
+                  <w:t>{call_sign}</w:t>
+                </w:r>
+              </w:p>
+            </w:sdtContent>
+          </w:sdt>
+        </w:tc>
+        <w:tc>
+          <w:sdt>
+            <w:sdtPr>
+              <w:tag w:val="imo_number"/>
+            </w:sdtPr>
+            <w:sdtContent>
+              <w:p>
+                <w:r>
+                  <w:t>{imo_number}</w:t>
+                </w:r>
+              </w:p>
+            </w:sdtContent>
+          </w:sdt>
         </w:tc>
         <w:tc>
           <w:tcPr>
@@ -9006,14 +9010,18 @@
       </w:r>
     </w:p>
     <w:p>
-      <w:pPr>
-        <w:spacing w:before="4"/>
-        <w:rPr>
-          <w:rFonts w:ascii="Times New Roman" w:eastAsia="Times New Roman" w:hAnsi="Times New Roman" w:cs="Times New Roman"/>
-          <w:sz w:val="19"/>
-          <w:szCs w:val="19"/>
-        </w:rPr>
-      </w:pPr>
+      <w:sdt>
+        <w:sdtPr>
+          <w:tag w:val="expiry_date"/>
+        </w:sdtPr>
+        <w:sdtContent>
+          <w:p>
+            <w:r>
+              <w:t>{expiry_date}</w:t>
+            </w:r>
+          </w:p>
+        </w:sdtContent>
+      </w:sdt>
     </w:p>
     <w:p>
       <w:pPr>

--- a/CHECKLISTS/High Speed Craft Safety Certificate/CHECK LIST/HSC-02.docx
+++ b/CHECKLISTS/High Speed Craft Safety Certificate/CHECK LIST/HSC-02.docx
@@ -9008,18 +9008,22 @@
         </w:rPr>
         <w:tab/>
       </w:r>
-    </w:p>
-    <w:p>
       <w:sdt>
         <w:sdtPr>
           <w:tag w:val="expiry_date"/>
+          <w:rPr>
+            <w:rFonts w:ascii="Times New Roman"/>
+            <w:u w:val="single" w:color="000000"/>
+          </w:rPr>
         </w:sdtPr>
         <w:sdtContent>
-          <w:p>
-            <w:r>
-              <w:t>{expiry_date}</w:t>
-            </w:r>
-          </w:p>
+          <w:r>
+            <w:rPr>
+              <w:rFonts w:ascii="Times New Roman"/>
+              <w:u w:val="single" w:color="000000"/>
+            </w:rPr>
+            <w:t>{expiry_date}</w:t>
+          </w:r>
         </w:sdtContent>
       </w:sdt>
     </w:p>

--- a/CHECKLISTS/High Speed Craft Safety Certificate/CHECK LIST/HSC-02.docx
+++ b/CHECKLISTS/High Speed Craft Safety Certificate/CHECK LIST/HSC-02.docx
@@ -9008,18 +9008,14 @@
         </w:rPr>
         <w:tab/>
       </w:r>
-    </w:p>
-    <w:p>
       <w:sdt>
         <w:sdtPr>
           <w:tag w:val="expiry_date"/>
         </w:sdtPr>
         <w:sdtContent>
-          <w:p>
-            <w:r>
-              <w:t>{expiry_date}</w:t>
-            </w:r>
-          </w:p>
+          <w:r>
+            <w:t>{expiry_date}</w:t>
+          </w:r>
         </w:sdtContent>
       </w:sdt>
     </w:p>
